--- a/content/cv/CV-Sebastian-Jaque.docx
+++ b/content/cv/CV-Sebastian-Jaque.docx
@@ -31,7 +31,7 @@
           <w:sz w:val="22"/>
           <w:szCs w:val="22"/>
         </w:rPr>
-        <w:t xml:space="preserve">Desarrollo Web  ·  Automatización de Procesos  ·  MarTech &amp; CRO</w:t>
+        <w:t xml:space="preserve">Desarrollo Web  ·  Automatización de Procesos  ·  Integraciones</w:t>
       </w:r>
     </w:p>
     <w:p>
@@ -155,7 +155,7 @@
           <w:sz w:val="19"/>
           <w:szCs w:val="19"/>
         </w:rPr>
-        <w:t xml:space="preserve">Estudiante de último ciclo de Administración y Negocios Internacionales que construye herramientas digitales para el negocio: plataformas web con Next.js, automatizaciones con APIs y medición de marketing. Experiencia en retail, operaciones, marketing digital y sector educativo, conectando el problema de negocio con la solución técnica. Interesado en roles de MarTech, desarrollo web y CRO, y automatización de procesos.</w:t>
+        <w:t xml:space="preserve">Estudiante de último ciclo de Administración y Negocios Internacionales que construye herramientas digitales para el negocio: plataformas web con Next.js, automatizaciones con Python y APIs, e integraciones entre plataformas. Experiencia en retail, operaciones, marketing digital y sector educativo, conectando el problema de negocio con la solución técnica. Interesado en roles de desarrollo web, automatización de procesos e integraciones.</w:t>
       </w:r>
     </w:p>
     <w:p>
@@ -926,15 +926,15 @@
           <w:sz w:val="19"/>
           <w:szCs w:val="19"/>
         </w:rPr>
-        <w:t xml:space="preserve">Marketing y analítica: </w:t>
-      </w:r>
-      <w:r>
-        <w:rPr>
-          <w:rFonts w:ascii="Calibri" w:cs="Calibri" w:eastAsia="Calibri" w:hAnsi="Calibri"/>
-          <w:sz w:val="19"/>
-          <w:szCs w:val="19"/>
-        </w:rPr>
-        <w:t xml:space="preserve">Google Analytics 4, Google Tag Manager, SEO, CRO, Power BI</w:t>
+        <w:t xml:space="preserve">SEO y analítica: </w:t>
+      </w:r>
+      <w:r>
+        <w:rPr>
+          <w:rFonts w:ascii="Calibri" w:cs="Calibri" w:eastAsia="Calibri" w:hAnsi="Calibri"/>
+          <w:sz w:val="19"/>
+          <w:szCs w:val="19"/>
+        </w:rPr>
+        <w:t xml:space="preserve">SEO, Google Analytics 4 (en certificación), Power BI</w:t>
       </w:r>
     </w:p>
     <w:p>

--- a/content/cv/CV-Sebastian-Jaque.docx
+++ b/content/cv/CV-Sebastian-Jaque.docx
@@ -262,17 +262,17 @@
           <w:sz w:val="19"/>
           <w:szCs w:val="19"/>
         </w:rPr>
-        <w:t xml:space="preserve">Construí un sistema de difusión por correo con segmentación, personalización y lista de exclusión (Ley 29733): una campaña de 8 000 destinatarios pasó de más de 4 h a </w:t>
-      </w:r>
-      <w:r>
-        <w:rPr>
-          <w:rFonts w:ascii="Calibri" w:cs="Calibri" w:eastAsia="Calibri" w:hAnsi="Calibri"/>
-          <w:b/>
-          <w:bCs/>
-          <w:sz w:val="19"/>
-          <w:szCs w:val="19"/>
-        </w:rPr>
-        <w:t xml:space="preserve">~2 min</w:t>
+        <w:t xml:space="preserve">Construí un sistema de difusión por correo con segmentación, personalización y lista de exclusión (Ley 29733): el envío de campañas pasó de horas a </w:t>
+      </w:r>
+      <w:r>
+        <w:rPr>
+          <w:rFonts w:ascii="Calibri" w:cs="Calibri" w:eastAsia="Calibri" w:hAnsi="Calibri"/>
+          <w:b/>
+          <w:bCs/>
+          <w:sz w:val="19"/>
+          <w:szCs w:val="19"/>
+        </w:rPr>
+        <w:t xml:space="preserve">tan solo minutos</w:t>
       </w:r>
       <w:r>
         <w:rPr>
